--- a/topic000-assignments-prep/WrittenAssesments/WrittenInterview-26.docx
+++ b/topic000-assignments-prep/WrittenAssesments/WrittenInterview-26.docx
@@ -184,7 +184,7 @@
                 </mc:Choice>
                 <mc:Fallback>
                   <w:pict>
-                    <v:shape w14:anchorId="6199C527" id="Frame 1" o:spid="_x0000_s1026" style="position:absolute;margin-left:124.4pt;margin-top:108.2pt;width:67.2pt;height:66.8pt;z-index:251659264;visibility:visible;mso-wrap-style:square;mso-width-percent:0;mso-height-percent:0;mso-wrap-distance-left:9pt;mso-wrap-distance-top:0;mso-wrap-distance-right:9pt;mso-wrap-distance-bottom:0;mso-position-horizontal:absolute;mso-position-horizontal-relative:text;mso-position-vertical:absolute;mso-position-vertical-relative:text;mso-width-percent:0;mso-height-percent:0;mso-width-relative:margin;mso-height-relative:margin;v-text-anchor:middle" coordsize="853401,848378" o:gfxdata="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" path="m,l853401,r,848378l,848378,,xm106047,106047r,636284l747354,742331r,-636284l106047,106047xe" fillcolor="#ee853d [3029]" stroked="f">
+                    <v:shape w14:anchorId="6199C527" id="Frame 1" o:spid="_x0000_s1026" style="position:absolute;margin-left:124.4pt;margin-top:108.2pt;width:67.2pt;height:66.8pt;z-index:251659264;visibility:visible;mso-wrap-style:square;mso-width-percent:0;mso-height-percent:0;mso-wrap-distance-left:9pt;mso-wrap-distance-top:0;mso-wrap-distance-right:9pt;mso-wrap-distance-bottom:0;mso-position-horizontal:absolute;mso-position-horizontal-relative:text;mso-position-vertical:absolute;mso-position-vertical-relative:text;mso-width-percent:0;mso-height-percent:0;mso-width-relative:margin;mso-height-relative:margin;v-text-anchor:middle" coordsize="853401,848378" o:gfxdata="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" path="m,l853401,r,848378l,848378,,xm106047,106047r,636284l747354,742331r,-636284l106047,106047xe" fillcolor="#ee853d [3029]" stroked="f">
                       <v:fill color2="#ec7a2d [3173]" rotate="t" colors="0 #f18c55;.5 #f67b28;1 #e56b17" focus="100%" type="gradient">
                         <o:fill v:ext="view" type="gradientUnscaled"/>
                       </v:fill>
@@ -199,6 +199,7 @@
               <w:rPr>
                 <w:b/>
                 <w:bCs/>
+                <w:noProof/>
               </w:rPr>
               <w:drawing>
                 <wp:inline distT="0" distB="0" distL="0" distR="0" wp14:anchorId="24CBA88A" wp14:editId="788604C5">
@@ -333,7 +334,7 @@
                 <v:stroke joinstyle="miter"/>
                 <v:path gradientshapeok="t" o:connecttype="rect"/>
               </v:shapetype>
-              <v:shape id="Text Box 2" o:spid="_x0000_s1026" type="#_x0000_t202" style="position:absolute;margin-left:251.25pt;margin-top:-1.55pt;width:58.85pt;height:18.1pt;z-index:251660288;visibility:visible;mso-wrap-style:square;mso-width-percent:0;mso-height-percent:0;mso-wrap-distance-left:9pt;mso-wrap-distance-top:0;mso-wrap-distance-right:9pt;mso-wrap-distance-bottom:0;mso-position-horizontal:absolute;mso-position-horizontal-relative:text;mso-position-vertical:absolute;mso-position-vertical-relative:text;mso-width-percent:0;mso-height-percent:0;mso-width-relative:margin;mso-height-relative:margin;v-text-anchor:top" o:gfxdata="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" fillcolor="white [3201]" strokeweight=".5pt">
+              <v:shape id="Text Box 2" o:spid="_x0000_s1026" type="#_x0000_t202" style="position:absolute;margin-left:251.25pt;margin-top:-1.55pt;width:58.85pt;height:18.1pt;z-index:251660288;visibility:visible;mso-wrap-style:square;mso-width-percent:0;mso-height-percent:0;mso-wrap-distance-left:9pt;mso-wrap-distance-top:0;mso-wrap-distance-right:9pt;mso-wrap-distance-bottom:0;mso-position-horizontal:absolute;mso-position-horizontal-relative:text;mso-position-vertical:absolute;mso-position-vertical-relative:text;mso-width-percent:0;mso-height-percent:0;mso-width-relative:margin;mso-height-relative:margin;v-text-anchor:top" o:gfxdata="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" fillcolor="white [3201]" strokeweight=".5pt">
                 <v:textbox>
                   <w:txbxContent>
                     <w:p>
@@ -359,25 +360,10 @@
         </mc:AlternateContent>
       </w:r>
     </w:p>
-    <w:p>
-      <w:pPr>
-        <w:rPr>
-          <w:b/>
-          <w:bCs/>
-        </w:rPr>
-      </w:pPr>
-    </w:p>
-    <w:p>
-      <w:pPr>
-        <w:rPr>
-          <w:b/>
-          <w:bCs/>
-        </w:rPr>
-      </w:pPr>
-    </w:p>
     <w:tbl>
       <w:tblPr>
         <w:tblStyle w:val="TableGrid"/>
+        <w:tblpPr w:leftFromText="180" w:rightFromText="180" w:vertAnchor="text" w:tblpY="181"/>
         <w:tblW w:w="9067" w:type="dxa"/>
         <w:tblLook w:val="04A0" w:firstRow="1" w:lastRow="0" w:firstColumn="1" w:lastColumn="0" w:noHBand="0" w:noVBand="1"/>
       </w:tblPr>
@@ -386,6 +372,9 @@
         <w:gridCol w:w="4481"/>
       </w:tblGrid>
       <w:tr>
+        <w:trPr>
+          <w:trHeight w:val="4803"/>
+        </w:trPr>
         <w:tc>
           <w:tcPr>
             <w:tcW w:w="4586" w:type="dxa"/>
@@ -401,9 +390,10 @@
               <w:rPr>
                 <w:b/>
                 <w:bCs/>
+                <w:noProof/>
               </w:rPr>
               <w:drawing>
-                <wp:inline distT="0" distB="0" distL="0" distR="0" wp14:anchorId="19182EF3" wp14:editId="1611BE68">
+                <wp:inline distT="0" distB="0" distL="0" distR="0" wp14:anchorId="29EE23B8" wp14:editId="2FDD12AD">
                   <wp:extent cx="1621671" cy="3164004"/>
                   <wp:effectExtent l="0" t="0" r="4445" b="0"/>
                   <wp:docPr id="191522086" name="Picture 1"/>
@@ -463,9 +453,10 @@
               <w:rPr>
                 <w:b/>
                 <w:bCs/>
+                <w:noProof/>
               </w:rPr>
               <w:drawing>
-                <wp:inline distT="0" distB="0" distL="0" distR="0" wp14:anchorId="5EBDA0C5" wp14:editId="367E853D">
+                <wp:inline distT="0" distB="0" distL="0" distR="0" wp14:anchorId="4F223F9A" wp14:editId="6FEEDF18">
                   <wp:extent cx="1894475" cy="2894072"/>
                   <wp:effectExtent l="0" t="0" r="0" b="1905"/>
                   <wp:docPr id="479581600" name="Picture 1"/>
@@ -512,6 +503,9 @@
         </w:tc>
       </w:tr>
       <w:tr>
+        <w:trPr>
+          <w:trHeight w:val="3998"/>
+        </w:trPr>
         <w:tc>
           <w:tcPr>
             <w:tcW w:w="4586" w:type="dxa"/>
@@ -527,9 +521,10 @@
               <w:rPr>
                 <w:b/>
                 <w:bCs/>
+                <w:noProof/>
               </w:rPr>
               <w:drawing>
-                <wp:inline distT="0" distB="0" distL="0" distR="0" wp14:anchorId="321C7837" wp14:editId="5FCF0672">
+                <wp:inline distT="0" distB="0" distL="0" distR="0" wp14:anchorId="39F187FE" wp14:editId="01FAE0E3">
                   <wp:extent cx="2318838" cy="2522245"/>
                   <wp:effectExtent l="0" t="0" r="5715" b="5080"/>
                   <wp:docPr id="142534239" name="Picture 1"/>
@@ -600,9 +595,10 @@
               <w:rPr>
                 <w:b/>
                 <w:bCs/>
+                <w:noProof/>
               </w:rPr>
               <w:drawing>
-                <wp:inline distT="0" distB="0" distL="0" distR="0" wp14:anchorId="70608D31" wp14:editId="03E98BFE">
+                <wp:inline distT="0" distB="0" distL="0" distR="0" wp14:anchorId="10920E21" wp14:editId="4E34BB2B">
                   <wp:extent cx="2708635" cy="1849008"/>
                   <wp:effectExtent l="0" t="0" r="0" b="5715"/>
                   <wp:docPr id="598319994" name="Picture 1"/>
@@ -659,7 +655,7 @@
     </w:p>
     <w:p>
       <w:pPr>
-        <w:jc w:val="center"/>
+        <w:ind w:left="720" w:firstLine="720"/>
         <w:rPr>
           <w:b/>
           <w:bCs/>
@@ -670,7 +666,6 @@
           <w:b/>
           <w:bCs/>
         </w:rPr>
-        <w:lastRenderedPageBreak/>
         <w:t>You may detach this page from the booklet.</w:t>
       </w:r>
     </w:p>
@@ -1240,13 +1235,8 @@
       <w:r>
         <w:t xml:space="preserve">The </w:t>
       </w:r>
-      <w:proofErr w:type="spellStart"/>
-      <w:r>
-        <w:t>toString</w:t>
-      </w:r>
-      <w:proofErr w:type="spellEnd"/>
-      <w:r>
-        <w:t>()</w:t>
+      <w:r>
+        <w:t>toString()</w:t>
       </w:r>
       <w:r>
         <w:t xml:space="preserve"> method</w:t>
@@ -1255,7 +1245,14 @@
     <w:p/>
     <w:p>
       <w:r>
-        <w:t xml:space="preserve">Note: you do </w:t>
+        <w:rPr>
+          <w:b/>
+          <w:bCs/>
+        </w:rPr>
+        <w:t>Note</w:t>
+      </w:r>
+      <w:r>
+        <w:t xml:space="preserve">: you do </w:t>
       </w:r>
       <w:r>
         <w:rPr>
@@ -1916,7 +1913,7 @@
           </w:tcPr>
           <w:p>
             <w:r>
-              <w:t>Pet</w:t>
+              <w:t>PetDayCareAPI</w:t>
             </w:r>
             <w:r>
               <w:t>.java</w:t>
@@ -1996,16 +1993,7 @@
                 <w:sz w:val="22"/>
                 <w:szCs w:val="22"/>
               </w:rPr>
-              <w:t xml:space="preserve">method, </w:t>
-            </w:r>
-            <w:proofErr w:type="spellStart"/>
-            <w:r>
-              <w:rPr>
-                <w:color w:val="000000" w:themeColor="text1"/>
-                <w:sz w:val="22"/>
-                <w:szCs w:val="22"/>
-              </w:rPr>
-              <w:t>listAll</w:t>
+              <w:t>method, listAll</w:t>
             </w:r>
             <w:r>
               <w:rPr>
@@ -2015,7 +2003,6 @@
               </w:rPr>
               <w:t>Pets</w:t>
             </w:r>
-            <w:proofErr w:type="spellEnd"/>
             <w:r>
               <w:rPr>
                 <w:color w:val="000000" w:themeColor="text1"/>
@@ -2233,7 +2220,23 @@
                 <w:sz w:val="22"/>
                 <w:szCs w:val="22"/>
               </w:rPr>
-              <w:t xml:space="preserve"> that contains "No Posts".</w:t>
+              <w:t xml:space="preserve"> that contains "No </w:t>
+            </w:r>
+            <w:r>
+              <w:rPr>
+                <w:color w:val="000000" w:themeColor="text1"/>
+                <w:sz w:val="22"/>
+                <w:szCs w:val="22"/>
+              </w:rPr>
+              <w:t>Pets</w:t>
+            </w:r>
+            <w:r>
+              <w:rPr>
+                <w:color w:val="000000" w:themeColor="text1"/>
+                <w:sz w:val="22"/>
+                <w:szCs w:val="22"/>
+              </w:rPr>
+              <w:t>".</w:t>
             </w:r>
           </w:p>
           <w:p/>
@@ -2917,7 +2920,7 @@
                 <w:sz w:val="22"/>
                 <w:szCs w:val="22"/>
               </w:rPr>
-              <w:t xml:space="preserve"> 2 Details</w:t>
+              <w:t xml:space="preserve"> Details</w:t>
             </w:r>
             <w:r>
               <w:rPr>
@@ -2942,7 +2945,7 @@
                 <w:sz w:val="22"/>
                 <w:szCs w:val="22"/>
               </w:rPr>
-              <w:t xml:space="preserve"> 5 Details</w:t>
+              <w:t xml:space="preserve"> Details</w:t>
             </w:r>
           </w:p>
           <w:p>
@@ -3065,7 +3068,15 @@
                 <w:sz w:val="22"/>
                 <w:szCs w:val="22"/>
               </w:rPr>
-              <w:t>bats in the list</w:t>
+              <w:t xml:space="preserve">parrots </w:t>
+            </w:r>
+            <w:r>
+              <w:rPr>
+                <w:color w:val="000000" w:themeColor="text1"/>
+                <w:sz w:val="22"/>
+                <w:szCs w:val="22"/>
+              </w:rPr>
+              <w:t>in the list</w:t>
             </w:r>
             <w:r>
               <w:rPr>
@@ -4364,7 +4375,7 @@
                 <w:sz w:val="16"/>
                 <w:szCs w:val="16"/>
               </w:rPr>
-              <w:t xml:space="preserve">Dog doggie </w:t>
+              <w:t xml:space="preserve">doggie </w:t>
             </w:r>
             <w:r>
               <w:rPr>
@@ -4581,7 +4592,7 @@
                 <w:sz w:val="16"/>
                 <w:szCs w:val="16"/>
               </w:rPr>
-              <w:t xml:space="preserve">Cat cattie </w:t>
+              <w:t xml:space="preserve">cattie </w:t>
             </w:r>
             <w:r>
               <w:rPr>
@@ -5279,15 +5290,7 @@
                 <w:sz w:val="22"/>
                 <w:szCs w:val="22"/>
               </w:rPr>
-              <w:t>f</w:t>
-            </w:r>
-            <w:r>
-              <w:rPr>
-                <w:color w:val="000000" w:themeColor="text1"/>
-                <w:sz w:val="22"/>
-                <w:szCs w:val="22"/>
-              </w:rPr>
-              <w:t>Dogs</w:t>
+              <w:t>fDogs</w:t>
             </w:r>
             <w:r>
               <w:rPr>
@@ -5319,15 +5322,7 @@
                 <w:sz w:val="24"/>
                 <w:szCs w:val="24"/>
               </w:rPr>
-              <w:t>PetsDayCareAPI</w:t>
-            </w:r>
-            <w:r>
-              <w:rPr>
-                <w:color w:val="000000"/>
-                <w:sz w:val="24"/>
-                <w:szCs w:val="24"/>
-              </w:rPr>
-              <w:t xml:space="preserve"> </w:t>
+              <w:t xml:space="preserve">PetsDayCareAPI </w:t>
             </w:r>
             <w:r>
               <w:rPr>
@@ -5850,15 +5845,7 @@
         <w:t>Driver</w:t>
       </w:r>
       <w:r>
-        <w:t xml:space="preserve"> - </w:t>
-      </w:r>
-      <w:proofErr w:type="spellStart"/>
-      <w:r>
-        <w:t>runMenu</w:t>
-      </w:r>
-      <w:proofErr w:type="spellEnd"/>
-      <w:r>
-        <w:t>()</w:t>
+        <w:t xml:space="preserve"> - runMenu()</w:t>
       </w:r>
     </w:p>
     <w:p/>
@@ -5948,25 +5935,7 @@
           <w:sz w:val="23"/>
           <w:szCs w:val="23"/>
         </w:rPr>
-        <w:t xml:space="preserve">main(String[] </w:t>
-      </w:r>
-      <w:proofErr w:type="spellStart"/>
-      <w:r>
-        <w:rPr>
-          <w:color w:val="000000"/>
-          <w:sz w:val="23"/>
-          <w:szCs w:val="23"/>
-        </w:rPr>
-        <w:t>args</w:t>
-      </w:r>
-      <w:proofErr w:type="spellEnd"/>
-      <w:r>
-        <w:rPr>
-          <w:color w:val="000000"/>
-          <w:sz w:val="23"/>
-          <w:szCs w:val="23"/>
-        </w:rPr>
-        <w:t>) {</w:t>
+        <w:t>main(String[] args) {</w:t>
       </w:r>
       <w:r>
         <w:rPr>
@@ -6030,27 +5999,7 @@
           <w:sz w:val="23"/>
           <w:szCs w:val="23"/>
         </w:rPr>
-        <w:t xml:space="preserve">    </w:t>
-      </w:r>
-      <w:r>
-        <w:rPr>
-          <w:b/>
-          <w:bCs/>
-          <w:color w:val="000080"/>
-          <w:sz w:val="23"/>
-          <w:szCs w:val="23"/>
-        </w:rPr>
-        <w:t xml:space="preserve">public </w:t>
-      </w:r>
-      <w:r>
-        <w:rPr>
-          <w:b/>
-          <w:bCs/>
-          <w:color w:val="000080"/>
-          <w:sz w:val="23"/>
-          <w:szCs w:val="23"/>
-        </w:rPr>
-        <w:t>Driver</w:t>
+        <w:t xml:space="preserve">    public Driver</w:t>
       </w:r>
       <w:r>
         <w:rPr>
@@ -6093,50 +6042,15 @@
           <w:szCs w:val="23"/>
         </w:rPr>
         <w:tab/>
-      </w:r>
-      <w:proofErr w:type="spellStart"/>
+        <w:t>runMenu();</w:t>
+      </w:r>
       <w:r>
         <w:rPr>
           <w:color w:val="000000"/>
           <w:sz w:val="23"/>
           <w:szCs w:val="23"/>
         </w:rPr>
-        <w:t>runMenu</w:t>
-      </w:r>
-      <w:proofErr w:type="spellEnd"/>
-      <w:r>
-        <w:rPr>
-          <w:color w:val="000000"/>
-          <w:sz w:val="23"/>
-          <w:szCs w:val="23"/>
-        </w:rPr>
-        <w:t>();</w:t>
-      </w:r>
-      <w:r>
-        <w:rPr>
-          <w:color w:val="000000"/>
-          <w:sz w:val="23"/>
-          <w:szCs w:val="23"/>
-        </w:rPr>
-        <w:t xml:space="preserve"> //TODO Write </w:t>
-      </w:r>
-      <w:proofErr w:type="spellStart"/>
-      <w:r>
-        <w:rPr>
-          <w:color w:val="000000"/>
-          <w:sz w:val="23"/>
-          <w:szCs w:val="23"/>
-        </w:rPr>
-        <w:t>runMenu</w:t>
-      </w:r>
-      <w:proofErr w:type="spellEnd"/>
-      <w:r>
-        <w:rPr>
-          <w:color w:val="000000"/>
-          <w:sz w:val="23"/>
-          <w:szCs w:val="23"/>
-        </w:rPr>
-        <w:t>()</w:t>
+        <w:t xml:space="preserve"> //TODO Write runMenu()</w:t>
       </w:r>
     </w:p>
     <w:p>
@@ -6205,11 +6119,13 @@
         <w:ind w:left="1440"/>
       </w:pPr>
       <w:r>
-        <w:lastRenderedPageBreak/>
+        <w:rPr>
+          <w:noProof/>
+        </w:rPr>
         <w:drawing>
-          <wp:inline distT="0" distB="0" distL="0" distR="0" wp14:anchorId="7FF44711" wp14:editId="59576144">
-            <wp:extent cx="4953000" cy="6946900"/>
-            <wp:effectExtent l="0" t="0" r="0" b="0"/>
+          <wp:inline distT="0" distB="0" distL="0" distR="0" wp14:anchorId="7FF44711" wp14:editId="0EB3DFED">
+            <wp:extent cx="3752328" cy="5262880"/>
+            <wp:effectExtent l="0" t="0" r="635" b="0"/>
             <wp:docPr id="1846676418" name="Picture 1"/>
             <wp:cNvGraphicFramePr>
               <a:graphicFrameLocks xmlns:a="http://schemas.openxmlformats.org/drawingml/2006/main" noChangeAspect="1"/>
@@ -6230,7 +6146,7 @@
                   <pic:spPr>
                     <a:xfrm>
                       <a:off x="0" y="0"/>
-                      <a:ext cx="4953000" cy="6946900"/>
+                      <a:ext cx="3758248" cy="5271183"/>
                     </a:xfrm>
                     <a:prstGeom prst="rect">
                       <a:avLst/>
@@ -6257,14 +6173,633 @@
         <w:ind w:left="720"/>
       </w:pPr>
     </w:p>
-    <w:p>
-      <w:pPr>
-        <w:tabs>
-          <w:tab w:val="left" w:pos="5806"/>
-        </w:tabs>
-        <w:ind w:left="720"/>
-      </w:pPr>
-    </w:p>
+    <w:tbl>
+      <w:tblPr>
+        <w:tblStyle w:val="TableGrid"/>
+        <w:tblW w:w="9493" w:type="dxa"/>
+        <w:tblLook w:val="04A0" w:firstRow="1" w:lastRow="0" w:firstColumn="1" w:lastColumn="0" w:noHBand="0" w:noVBand="1"/>
+      </w:tblPr>
+      <w:tblGrid>
+        <w:gridCol w:w="9493"/>
+      </w:tblGrid>
+      <w:tr>
+        <w:tc>
+          <w:tcPr>
+            <w:tcW w:w="9493" w:type="dxa"/>
+          </w:tcPr>
+          <w:p>
+            <w:r>
+              <w:t>Driver.java</w:t>
+            </w:r>
+          </w:p>
+        </w:tc>
+      </w:tr>
+      <w:tr>
+        <w:tc>
+          <w:tcPr>
+            <w:tcW w:w="9493" w:type="dxa"/>
+          </w:tcPr>
+          <w:p>
+            <w:pPr>
+              <w:pStyle w:val="HTMLPreformatted"/>
+              <w:shd w:val="clear" w:color="auto" w:fill="FFFFFF"/>
+              <w:rPr>
+                <w:color w:val="000000" w:themeColor="text1"/>
+                <w:sz w:val="22"/>
+                <w:szCs w:val="22"/>
+              </w:rPr>
+            </w:pPr>
+          </w:p>
+          <w:p>
+            <w:pPr>
+              <w:pStyle w:val="HTMLPreformatted"/>
+              <w:shd w:val="clear" w:color="auto" w:fill="FFFFFF"/>
+              <w:rPr>
+                <w:color w:val="000000" w:themeColor="text1"/>
+                <w:sz w:val="22"/>
+                <w:szCs w:val="22"/>
+              </w:rPr>
+            </w:pPr>
+            <w:r>
+              <w:rPr>
+                <w:color w:val="000000" w:themeColor="text1"/>
+                <w:sz w:val="22"/>
+                <w:szCs w:val="22"/>
+              </w:rPr>
+              <w:t xml:space="preserve">//add </w:t>
+            </w:r>
+            <w:r>
+              <w:rPr>
+                <w:color w:val="000000" w:themeColor="text1"/>
+                <w:sz w:val="22"/>
+                <w:szCs w:val="22"/>
+              </w:rPr>
+              <w:t>any</w:t>
+            </w:r>
+            <w:r>
+              <w:rPr>
+                <w:color w:val="000000" w:themeColor="text1"/>
+                <w:sz w:val="22"/>
+                <w:szCs w:val="22"/>
+              </w:rPr>
+              <w:t xml:space="preserve"> methods required to show the user the menu</w:t>
+            </w:r>
+          </w:p>
+          <w:p>
+            <w:r>
+              <w:rPr>
+                <w:color w:val="000000" w:themeColor="text1"/>
+                <w:sz w:val="22"/>
+                <w:szCs w:val="22"/>
+              </w:rPr>
+              <w:t xml:space="preserve">//and </w:t>
+            </w:r>
+            <w:r>
+              <w:t>loop until exit value is entered (use 0 as exit)</w:t>
+            </w:r>
+          </w:p>
+          <w:p>
+            <w:pPr>
+              <w:pStyle w:val="HTMLPreformatted"/>
+              <w:shd w:val="clear" w:color="auto" w:fill="FFFFFF"/>
+              <w:rPr>
+                <w:color w:val="000000" w:themeColor="text1"/>
+                <w:sz w:val="22"/>
+                <w:szCs w:val="22"/>
+              </w:rPr>
+            </w:pPr>
+          </w:p>
+          <w:p>
+            <w:pPr>
+              <w:pStyle w:val="HTMLPreformatted"/>
+              <w:shd w:val="clear" w:color="auto" w:fill="FFFFFF"/>
+              <w:rPr>
+                <w:color w:val="000000" w:themeColor="text1"/>
+                <w:sz w:val="22"/>
+                <w:szCs w:val="22"/>
+              </w:rPr>
+            </w:pPr>
+          </w:p>
+          <w:p>
+            <w:pPr>
+              <w:pStyle w:val="HTMLPreformatted"/>
+              <w:shd w:val="clear" w:color="auto" w:fill="FFFFFF"/>
+              <w:rPr>
+                <w:color w:val="000000" w:themeColor="text1"/>
+                <w:sz w:val="22"/>
+                <w:szCs w:val="22"/>
+              </w:rPr>
+            </w:pPr>
+          </w:p>
+          <w:p>
+            <w:pPr>
+              <w:pStyle w:val="HTMLPreformatted"/>
+              <w:shd w:val="clear" w:color="auto" w:fill="FFFFFF"/>
+              <w:rPr>
+                <w:color w:val="000000" w:themeColor="text1"/>
+                <w:sz w:val="22"/>
+                <w:szCs w:val="22"/>
+              </w:rPr>
+            </w:pPr>
+          </w:p>
+          <w:p>
+            <w:pPr>
+              <w:pStyle w:val="HTMLPreformatted"/>
+              <w:shd w:val="clear" w:color="auto" w:fill="FFFFFF"/>
+              <w:rPr>
+                <w:color w:val="000000" w:themeColor="text1"/>
+                <w:sz w:val="22"/>
+                <w:szCs w:val="22"/>
+              </w:rPr>
+            </w:pPr>
+          </w:p>
+          <w:p>
+            <w:pPr>
+              <w:pStyle w:val="HTMLPreformatted"/>
+              <w:shd w:val="clear" w:color="auto" w:fill="FFFFFF"/>
+              <w:rPr>
+                <w:color w:val="000000" w:themeColor="text1"/>
+                <w:sz w:val="22"/>
+                <w:szCs w:val="22"/>
+              </w:rPr>
+            </w:pPr>
+          </w:p>
+          <w:p>
+            <w:pPr>
+              <w:pStyle w:val="HTMLPreformatted"/>
+              <w:shd w:val="clear" w:color="auto" w:fill="FFFFFF"/>
+              <w:rPr>
+                <w:color w:val="000000" w:themeColor="text1"/>
+                <w:sz w:val="22"/>
+                <w:szCs w:val="22"/>
+              </w:rPr>
+            </w:pPr>
+          </w:p>
+          <w:p>
+            <w:pPr>
+              <w:pStyle w:val="HTMLPreformatted"/>
+              <w:shd w:val="clear" w:color="auto" w:fill="FFFFFF"/>
+              <w:rPr>
+                <w:color w:val="000000" w:themeColor="text1"/>
+                <w:sz w:val="22"/>
+                <w:szCs w:val="22"/>
+              </w:rPr>
+            </w:pPr>
+          </w:p>
+          <w:p>
+            <w:pPr>
+              <w:pStyle w:val="HTMLPreformatted"/>
+              <w:shd w:val="clear" w:color="auto" w:fill="FFFFFF"/>
+              <w:rPr>
+                <w:color w:val="000000" w:themeColor="text1"/>
+                <w:sz w:val="22"/>
+                <w:szCs w:val="22"/>
+              </w:rPr>
+            </w:pPr>
+          </w:p>
+          <w:p>
+            <w:pPr>
+              <w:pStyle w:val="HTMLPreformatted"/>
+              <w:shd w:val="clear" w:color="auto" w:fill="FFFFFF"/>
+              <w:rPr>
+                <w:color w:val="000000" w:themeColor="text1"/>
+                <w:sz w:val="22"/>
+                <w:szCs w:val="22"/>
+              </w:rPr>
+            </w:pPr>
+          </w:p>
+          <w:p>
+            <w:pPr>
+              <w:pStyle w:val="HTMLPreformatted"/>
+              <w:shd w:val="clear" w:color="auto" w:fill="FFFFFF"/>
+              <w:rPr>
+                <w:color w:val="000000" w:themeColor="text1"/>
+                <w:sz w:val="22"/>
+                <w:szCs w:val="22"/>
+              </w:rPr>
+            </w:pPr>
+          </w:p>
+          <w:p>
+            <w:pPr>
+              <w:pStyle w:val="HTMLPreformatted"/>
+              <w:shd w:val="clear" w:color="auto" w:fill="FFFFFF"/>
+              <w:rPr>
+                <w:color w:val="000000" w:themeColor="text1"/>
+                <w:sz w:val="22"/>
+                <w:szCs w:val="22"/>
+              </w:rPr>
+            </w:pPr>
+          </w:p>
+          <w:p>
+            <w:pPr>
+              <w:pStyle w:val="HTMLPreformatted"/>
+              <w:shd w:val="clear" w:color="auto" w:fill="FFFFFF"/>
+              <w:rPr>
+                <w:color w:val="000000" w:themeColor="text1"/>
+                <w:sz w:val="22"/>
+                <w:szCs w:val="22"/>
+              </w:rPr>
+            </w:pPr>
+          </w:p>
+          <w:p>
+            <w:pPr>
+              <w:pStyle w:val="HTMLPreformatted"/>
+              <w:shd w:val="clear" w:color="auto" w:fill="FFFFFF"/>
+              <w:rPr>
+                <w:color w:val="000000" w:themeColor="text1"/>
+                <w:sz w:val="22"/>
+                <w:szCs w:val="22"/>
+              </w:rPr>
+            </w:pPr>
+          </w:p>
+          <w:p>
+            <w:pPr>
+              <w:pStyle w:val="HTMLPreformatted"/>
+              <w:shd w:val="clear" w:color="auto" w:fill="FFFFFF"/>
+              <w:rPr>
+                <w:color w:val="000000" w:themeColor="text1"/>
+                <w:sz w:val="22"/>
+                <w:szCs w:val="22"/>
+              </w:rPr>
+            </w:pPr>
+          </w:p>
+          <w:p>
+            <w:pPr>
+              <w:pStyle w:val="HTMLPreformatted"/>
+              <w:shd w:val="clear" w:color="auto" w:fill="FFFFFF"/>
+              <w:rPr>
+                <w:color w:val="000000" w:themeColor="text1"/>
+                <w:sz w:val="22"/>
+                <w:szCs w:val="22"/>
+              </w:rPr>
+            </w:pPr>
+          </w:p>
+          <w:p>
+            <w:pPr>
+              <w:pStyle w:val="HTMLPreformatted"/>
+              <w:shd w:val="clear" w:color="auto" w:fill="FFFFFF"/>
+              <w:rPr>
+                <w:color w:val="000000" w:themeColor="text1"/>
+                <w:sz w:val="22"/>
+                <w:szCs w:val="22"/>
+              </w:rPr>
+            </w:pPr>
+          </w:p>
+          <w:p>
+            <w:pPr>
+              <w:pStyle w:val="HTMLPreformatted"/>
+              <w:shd w:val="clear" w:color="auto" w:fill="FFFFFF"/>
+              <w:rPr>
+                <w:color w:val="000000" w:themeColor="text1"/>
+                <w:sz w:val="22"/>
+                <w:szCs w:val="22"/>
+              </w:rPr>
+            </w:pPr>
+          </w:p>
+          <w:p>
+            <w:pPr>
+              <w:pStyle w:val="HTMLPreformatted"/>
+              <w:shd w:val="clear" w:color="auto" w:fill="FFFFFF"/>
+              <w:rPr>
+                <w:color w:val="000000" w:themeColor="text1"/>
+                <w:sz w:val="22"/>
+                <w:szCs w:val="22"/>
+              </w:rPr>
+            </w:pPr>
+          </w:p>
+          <w:p>
+            <w:pPr>
+              <w:pStyle w:val="HTMLPreformatted"/>
+              <w:shd w:val="clear" w:color="auto" w:fill="FFFFFF"/>
+              <w:rPr>
+                <w:color w:val="000000" w:themeColor="text1"/>
+                <w:sz w:val="22"/>
+                <w:szCs w:val="22"/>
+              </w:rPr>
+            </w:pPr>
+          </w:p>
+          <w:p>
+            <w:pPr>
+              <w:pStyle w:val="HTMLPreformatted"/>
+              <w:shd w:val="clear" w:color="auto" w:fill="FFFFFF"/>
+              <w:rPr>
+                <w:color w:val="000000" w:themeColor="text1"/>
+                <w:sz w:val="22"/>
+                <w:szCs w:val="22"/>
+              </w:rPr>
+            </w:pPr>
+          </w:p>
+          <w:p>
+            <w:pPr>
+              <w:pStyle w:val="HTMLPreformatted"/>
+              <w:shd w:val="clear" w:color="auto" w:fill="FFFFFF"/>
+              <w:rPr>
+                <w:color w:val="000000" w:themeColor="text1"/>
+                <w:sz w:val="22"/>
+                <w:szCs w:val="22"/>
+              </w:rPr>
+            </w:pPr>
+          </w:p>
+          <w:p>
+            <w:pPr>
+              <w:pStyle w:val="HTMLPreformatted"/>
+              <w:shd w:val="clear" w:color="auto" w:fill="FFFFFF"/>
+              <w:rPr>
+                <w:color w:val="000000" w:themeColor="text1"/>
+                <w:sz w:val="22"/>
+                <w:szCs w:val="22"/>
+              </w:rPr>
+            </w:pPr>
+          </w:p>
+          <w:p>
+            <w:pPr>
+              <w:pStyle w:val="HTMLPreformatted"/>
+              <w:shd w:val="clear" w:color="auto" w:fill="FFFFFF"/>
+              <w:rPr>
+                <w:color w:val="000000" w:themeColor="text1"/>
+                <w:sz w:val="22"/>
+                <w:szCs w:val="22"/>
+              </w:rPr>
+            </w:pPr>
+          </w:p>
+          <w:p>
+            <w:pPr>
+              <w:pStyle w:val="HTMLPreformatted"/>
+              <w:shd w:val="clear" w:color="auto" w:fill="FFFFFF"/>
+              <w:rPr>
+                <w:color w:val="000000" w:themeColor="text1"/>
+                <w:sz w:val="22"/>
+                <w:szCs w:val="22"/>
+              </w:rPr>
+            </w:pPr>
+          </w:p>
+          <w:p>
+            <w:pPr>
+              <w:pStyle w:val="HTMLPreformatted"/>
+              <w:shd w:val="clear" w:color="auto" w:fill="FFFFFF"/>
+              <w:rPr>
+                <w:color w:val="000000" w:themeColor="text1"/>
+                <w:sz w:val="22"/>
+                <w:szCs w:val="22"/>
+              </w:rPr>
+            </w:pPr>
+          </w:p>
+          <w:p>
+            <w:pPr>
+              <w:pStyle w:val="HTMLPreformatted"/>
+              <w:shd w:val="clear" w:color="auto" w:fill="FFFFFF"/>
+              <w:rPr>
+                <w:color w:val="000000" w:themeColor="text1"/>
+                <w:sz w:val="22"/>
+                <w:szCs w:val="22"/>
+              </w:rPr>
+            </w:pPr>
+          </w:p>
+          <w:p>
+            <w:pPr>
+              <w:pStyle w:val="HTMLPreformatted"/>
+              <w:shd w:val="clear" w:color="auto" w:fill="FFFFFF"/>
+              <w:rPr>
+                <w:color w:val="000000" w:themeColor="text1"/>
+                <w:sz w:val="22"/>
+                <w:szCs w:val="22"/>
+              </w:rPr>
+            </w:pPr>
+          </w:p>
+          <w:p>
+            <w:pPr>
+              <w:pStyle w:val="HTMLPreformatted"/>
+              <w:shd w:val="clear" w:color="auto" w:fill="FFFFFF"/>
+              <w:rPr>
+                <w:color w:val="000000" w:themeColor="text1"/>
+                <w:sz w:val="22"/>
+                <w:szCs w:val="22"/>
+              </w:rPr>
+            </w:pPr>
+          </w:p>
+          <w:p>
+            <w:pPr>
+              <w:pStyle w:val="HTMLPreformatted"/>
+              <w:shd w:val="clear" w:color="auto" w:fill="FFFFFF"/>
+              <w:rPr>
+                <w:color w:val="000000" w:themeColor="text1"/>
+                <w:sz w:val="22"/>
+                <w:szCs w:val="22"/>
+              </w:rPr>
+            </w:pPr>
+          </w:p>
+          <w:p>
+            <w:pPr>
+              <w:pStyle w:val="HTMLPreformatted"/>
+              <w:shd w:val="clear" w:color="auto" w:fill="FFFFFF"/>
+              <w:rPr>
+                <w:color w:val="000000" w:themeColor="text1"/>
+                <w:sz w:val="22"/>
+                <w:szCs w:val="22"/>
+              </w:rPr>
+            </w:pPr>
+          </w:p>
+          <w:p>
+            <w:pPr>
+              <w:pStyle w:val="HTMLPreformatted"/>
+              <w:shd w:val="clear" w:color="auto" w:fill="FFFFFF"/>
+              <w:rPr>
+                <w:color w:val="000000" w:themeColor="text1"/>
+                <w:sz w:val="22"/>
+                <w:szCs w:val="22"/>
+              </w:rPr>
+            </w:pPr>
+          </w:p>
+          <w:p>
+            <w:pPr>
+              <w:pStyle w:val="HTMLPreformatted"/>
+              <w:shd w:val="clear" w:color="auto" w:fill="FFFFFF"/>
+              <w:rPr>
+                <w:color w:val="000000" w:themeColor="text1"/>
+                <w:sz w:val="22"/>
+                <w:szCs w:val="22"/>
+              </w:rPr>
+            </w:pPr>
+          </w:p>
+          <w:p>
+            <w:pPr>
+              <w:pStyle w:val="HTMLPreformatted"/>
+              <w:shd w:val="clear" w:color="auto" w:fill="FFFFFF"/>
+              <w:rPr>
+                <w:color w:val="000000" w:themeColor="text1"/>
+                <w:sz w:val="22"/>
+                <w:szCs w:val="22"/>
+              </w:rPr>
+            </w:pPr>
+          </w:p>
+          <w:p>
+            <w:pPr>
+              <w:pStyle w:val="HTMLPreformatted"/>
+              <w:shd w:val="clear" w:color="auto" w:fill="FFFFFF"/>
+              <w:rPr>
+                <w:color w:val="000000" w:themeColor="text1"/>
+                <w:sz w:val="22"/>
+                <w:szCs w:val="22"/>
+              </w:rPr>
+            </w:pPr>
+          </w:p>
+          <w:p>
+            <w:pPr>
+              <w:pStyle w:val="HTMLPreformatted"/>
+              <w:shd w:val="clear" w:color="auto" w:fill="FFFFFF"/>
+              <w:rPr>
+                <w:color w:val="000000" w:themeColor="text1"/>
+                <w:sz w:val="22"/>
+                <w:szCs w:val="22"/>
+              </w:rPr>
+            </w:pPr>
+          </w:p>
+          <w:p>
+            <w:pPr>
+              <w:pStyle w:val="HTMLPreformatted"/>
+              <w:shd w:val="clear" w:color="auto" w:fill="FFFFFF"/>
+              <w:rPr>
+                <w:color w:val="000000" w:themeColor="text1"/>
+                <w:sz w:val="22"/>
+                <w:szCs w:val="22"/>
+              </w:rPr>
+            </w:pPr>
+          </w:p>
+          <w:p>
+            <w:pPr>
+              <w:pStyle w:val="HTMLPreformatted"/>
+              <w:shd w:val="clear" w:color="auto" w:fill="FFFFFF"/>
+              <w:rPr>
+                <w:color w:val="000000" w:themeColor="text1"/>
+                <w:sz w:val="22"/>
+                <w:szCs w:val="22"/>
+              </w:rPr>
+            </w:pPr>
+          </w:p>
+          <w:p>
+            <w:pPr>
+              <w:pStyle w:val="HTMLPreformatted"/>
+              <w:shd w:val="clear" w:color="auto" w:fill="FFFFFF"/>
+              <w:rPr>
+                <w:color w:val="000000" w:themeColor="text1"/>
+                <w:sz w:val="22"/>
+                <w:szCs w:val="22"/>
+              </w:rPr>
+            </w:pPr>
+          </w:p>
+          <w:p>
+            <w:pPr>
+              <w:pStyle w:val="HTMLPreformatted"/>
+              <w:shd w:val="clear" w:color="auto" w:fill="FFFFFF"/>
+              <w:rPr>
+                <w:color w:val="000000" w:themeColor="text1"/>
+                <w:sz w:val="22"/>
+                <w:szCs w:val="22"/>
+              </w:rPr>
+            </w:pPr>
+          </w:p>
+          <w:p>
+            <w:pPr>
+              <w:pStyle w:val="HTMLPreformatted"/>
+              <w:shd w:val="clear" w:color="auto" w:fill="FFFFFF"/>
+              <w:rPr>
+                <w:color w:val="000000" w:themeColor="text1"/>
+                <w:sz w:val="22"/>
+                <w:szCs w:val="22"/>
+              </w:rPr>
+            </w:pPr>
+          </w:p>
+          <w:p>
+            <w:pPr>
+              <w:pStyle w:val="HTMLPreformatted"/>
+              <w:shd w:val="clear" w:color="auto" w:fill="FFFFFF"/>
+              <w:rPr>
+                <w:color w:val="000000" w:themeColor="text1"/>
+                <w:sz w:val="22"/>
+                <w:szCs w:val="22"/>
+              </w:rPr>
+            </w:pPr>
+          </w:p>
+          <w:p>
+            <w:pPr>
+              <w:pStyle w:val="HTMLPreformatted"/>
+              <w:shd w:val="clear" w:color="auto" w:fill="FFFFFF"/>
+              <w:rPr>
+                <w:color w:val="000000" w:themeColor="text1"/>
+                <w:sz w:val="22"/>
+                <w:szCs w:val="22"/>
+              </w:rPr>
+            </w:pPr>
+          </w:p>
+          <w:p>
+            <w:pPr>
+              <w:pStyle w:val="HTMLPreformatted"/>
+              <w:shd w:val="clear" w:color="auto" w:fill="FFFFFF"/>
+              <w:rPr>
+                <w:color w:val="000000" w:themeColor="text1"/>
+                <w:sz w:val="22"/>
+                <w:szCs w:val="22"/>
+              </w:rPr>
+            </w:pPr>
+          </w:p>
+          <w:p>
+            <w:pPr>
+              <w:pStyle w:val="HTMLPreformatted"/>
+              <w:shd w:val="clear" w:color="auto" w:fill="FFFFFF"/>
+              <w:rPr>
+                <w:color w:val="000000" w:themeColor="text1"/>
+                <w:sz w:val="22"/>
+                <w:szCs w:val="22"/>
+              </w:rPr>
+            </w:pPr>
+          </w:p>
+          <w:p>
+            <w:pPr>
+              <w:pStyle w:val="HTMLPreformatted"/>
+              <w:shd w:val="clear" w:color="auto" w:fill="FFFFFF"/>
+              <w:rPr>
+                <w:color w:val="000000" w:themeColor="text1"/>
+                <w:sz w:val="22"/>
+                <w:szCs w:val="22"/>
+              </w:rPr>
+            </w:pPr>
+          </w:p>
+          <w:p>
+            <w:pPr>
+              <w:pStyle w:val="HTMLPreformatted"/>
+              <w:shd w:val="clear" w:color="auto" w:fill="FFFFFF"/>
+              <w:rPr>
+                <w:color w:val="000000" w:themeColor="text1"/>
+                <w:sz w:val="22"/>
+                <w:szCs w:val="22"/>
+              </w:rPr>
+            </w:pPr>
+          </w:p>
+          <w:p>
+            <w:pPr>
+              <w:pStyle w:val="HTMLPreformatted"/>
+              <w:shd w:val="clear" w:color="auto" w:fill="FFFFFF"/>
+              <w:rPr>
+                <w:color w:val="000000" w:themeColor="text1"/>
+                <w:sz w:val="22"/>
+                <w:szCs w:val="22"/>
+              </w:rPr>
+            </w:pPr>
+          </w:p>
+          <w:p>
+            <w:pPr>
+              <w:pStyle w:val="HTMLPreformatted"/>
+              <w:shd w:val="clear" w:color="auto" w:fill="FFFFFF"/>
+              <w:rPr>
+                <w:color w:val="000000" w:themeColor="text1"/>
+                <w:sz w:val="22"/>
+                <w:szCs w:val="22"/>
+              </w:rPr>
+            </w:pPr>
+          </w:p>
+        </w:tc>
+      </w:tr>
+    </w:tbl>
     <w:p/>
     <w:sectPr>
       <w:pgSz w:w="11906" w:h="16838"/>
@@ -7933,6 +8468,13 @@
       <w14:ligatures w14:val="none"/>
     </w:rPr>
   </w:style>
+  <w:style w:type="paragraph" w:styleId="Revision">
+    <w:name w:val="Revision"/>
+    <w:hidden/>
+    <w:uiPriority w:val="99"/>
+    <w:semiHidden/>
+    <w:rsid w:val="006F5232"/>
+  </w:style>
 </w:styles>
 </file>
 
